--- a/docs/narration/voice-script.docx
+++ b/docs/narration/voice-script.docx
@@ -376,6 +376,136 @@
     </w:p>
     <w:p>
       <w:r>
+        <w:t xml:space="preserve">Alpha</w:t>
+      </w:r>
+    </w:p>
+    <w:p>
+      <w:r>
+        <w:t xml:space="preserve">Bravo</w:t>
+      </w:r>
+    </w:p>
+    <w:p>
+      <w:r>
+        <w:t xml:space="preserve">Charlie</w:t>
+      </w:r>
+    </w:p>
+    <w:p>
+      <w:r>
+        <w:t xml:space="preserve">Delta</w:t>
+      </w:r>
+    </w:p>
+    <w:p>
+      <w:r>
+        <w:t xml:space="preserve">Echo</w:t>
+      </w:r>
+    </w:p>
+    <w:p>
+      <w:r>
+        <w:t xml:space="preserve">Foxtrot</w:t>
+      </w:r>
+    </w:p>
+    <w:p>
+      <w:r>
+        <w:t xml:space="preserve">Golf</w:t>
+      </w:r>
+    </w:p>
+    <w:p>
+      <w:r>
+        <w:t xml:space="preserve">Hotel</w:t>
+      </w:r>
+    </w:p>
+    <w:p>
+      <w:r>
+        <w:t xml:space="preserve">India</w:t>
+      </w:r>
+    </w:p>
+    <w:p>
+      <w:r>
+        <w:t xml:space="preserve">Juliett</w:t>
+      </w:r>
+    </w:p>
+    <w:p>
+      <w:r>
+        <w:t xml:space="preserve">Kilo</w:t>
+      </w:r>
+    </w:p>
+    <w:p>
+      <w:r>
+        <w:t xml:space="preserve">Lima</w:t>
+      </w:r>
+    </w:p>
+    <w:p>
+      <w:r>
+        <w:t xml:space="preserve">Mike</w:t>
+      </w:r>
+    </w:p>
+    <w:p>
+      <w:r>
+        <w:t xml:space="preserve">November</w:t>
+      </w:r>
+    </w:p>
+    <w:p>
+      <w:r>
+        <w:t xml:space="preserve">Oscar</w:t>
+      </w:r>
+    </w:p>
+    <w:p>
+      <w:r>
+        <w:t xml:space="preserve">Papa</w:t>
+      </w:r>
+    </w:p>
+    <w:p>
+      <w:r>
+        <w:t xml:space="preserve">Quebec</w:t>
+      </w:r>
+    </w:p>
+    <w:p>
+      <w:r>
+        <w:t xml:space="preserve">Romeo</w:t>
+      </w:r>
+    </w:p>
+    <w:p>
+      <w:r>
+        <w:t xml:space="preserve">Sierra</w:t>
+      </w:r>
+    </w:p>
+    <w:p>
+      <w:r>
+        <w:t xml:space="preserve">Tango</w:t>
+      </w:r>
+    </w:p>
+    <w:p>
+      <w:r>
+        <w:t xml:space="preserve">Uniform</w:t>
+      </w:r>
+    </w:p>
+    <w:p>
+      <w:r>
+        <w:t xml:space="preserve">Victor</w:t>
+      </w:r>
+    </w:p>
+    <w:p>
+      <w:r>
+        <w:t xml:space="preserve">Whiskey</w:t>
+      </w:r>
+    </w:p>
+    <w:p>
+      <w:r>
+        <w:t xml:space="preserve">X-ray</w:t>
+      </w:r>
+    </w:p>
+    <w:p>
+      <w:r>
+        <w:t xml:space="preserve">Yankee</w:t>
+      </w:r>
+    </w:p>
+    <w:p>
+      <w:r>
+        <w:t xml:space="preserve">Zulu</w:t>
+      </w:r>
+    </w:p>
+    <w:p>
+      <w:r>
         <w:t xml:space="preserve">Zero</w:t>
       </w:r>
     </w:p>

--- a/docs/narration/voice-script.docx
+++ b/docs/narration/voice-script.docx
@@ -646,6 +646,31 @@
     </w:p>
     <w:p>
       <w:r>
+        <w:t xml:space="preserve">Hole</w:t>
+      </w:r>
+    </w:p>
+    <w:p>
+      <w:r>
+        <w:t xml:space="preserve">Is</w:t>
+      </w:r>
+    </w:p>
+    <w:p>
+      <w:r>
+        <w:t xml:space="preserve">Rough</w:t>
+      </w:r>
+    </w:p>
+    <w:p>
+      <w:r>
+        <w:t xml:space="preserve">Bunker</w:t>
+      </w:r>
+    </w:p>
+    <w:p>
+      <w:r>
+        <w:t xml:space="preserve">Green</w:t>
+      </w:r>
+    </w:p>
+    <w:p>
+      <w:r>
         <w:t xml:space="preserve">The second</w:t>
       </w:r>
     </w:p>

--- a/docs/narration/voice-script.docx
+++ b/docs/narration/voice-script.docx
@@ -326,7 +326,7 @@
     </w:p>
     <w:p>
       <w:r>
-        <w:t xml:space="preserve">That's a splash. What was the wind?</w:t>
+        <w:t xml:space="preserve">That's a splash - what was the wind?</w:t>
       </w:r>
     </w:p>
     <w:p>
@@ -782,6 +782,36 @@
     <w:p>
       <w:r>
         <w:t xml:space="preserve">For an eagle</w:t>
+      </w:r>
+    </w:p>
+    <w:p>
+      <w:r>
+        <w:t xml:space="preserve">Nice shot!</w:t>
+      </w:r>
+    </w:p>
+    <w:p>
+      <w:r>
+        <w:t xml:space="preserve">On the fairway.</w:t>
+      </w:r>
+    </w:p>
+    <w:p>
+      <w:r>
+        <w:t xml:space="preserve">In the rough.</w:t>
+      </w:r>
+    </w:p>
+    <w:p>
+      <w:r>
+        <w:t xml:space="preserve">Found the bunker.</w:t>
+      </w:r>
+    </w:p>
+    <w:p>
+      <w:r>
+        <w:t xml:space="preserve">That's swimming.</w:t>
+      </w:r>
+    </w:p>
+    <w:p>
+      <w:r>
+        <w:t xml:space="preserve">Are you going after that?</w:t>
       </w:r>
     </w:p>
     <w:p>

--- a/docs/narration/voice-script.docx
+++ b/docs/narration/voice-script.docx
@@ -646,6 +646,46 @@
     </w:p>
     <w:p>
       <w:r>
+        <w:t xml:space="preserve">Player 1 is away</w:t>
+      </w:r>
+    </w:p>
+    <w:p>
+      <w:r>
+        <w:t xml:space="preserve">Player 2 is away</w:t>
+      </w:r>
+    </w:p>
+    <w:p>
+      <w:r>
+        <w:t xml:space="preserve">Player 3 is away</w:t>
+      </w:r>
+    </w:p>
+    <w:p>
+      <w:r>
+        <w:t xml:space="preserve">Player 4 is away</w:t>
+      </w:r>
+    </w:p>
+    <w:p>
+      <w:r>
+        <w:t xml:space="preserve">Player 1 has honors</w:t>
+      </w:r>
+    </w:p>
+    <w:p>
+      <w:r>
+        <w:t xml:space="preserve">Player 2 has honors</w:t>
+      </w:r>
+    </w:p>
+    <w:p>
+      <w:r>
+        <w:t xml:space="preserve">Player 3 has honors</w:t>
+      </w:r>
+    </w:p>
+    <w:p>
+      <w:r>
+        <w:t xml:space="preserve">Player 4 has honors</w:t>
+      </w:r>
+    </w:p>
+    <w:p>
+      <w:r>
         <w:t xml:space="preserve">Hole</w:t>
       </w:r>
     </w:p>
@@ -812,6 +852,26 @@
     <w:p>
       <w:r>
         <w:t xml:space="preserve">Are you going after that?</w:t>
+      </w:r>
+    </w:p>
+    <w:p>
+      <w:r>
+        <w:t xml:space="preserve">OOOPS! That's going to need patching.</w:t>
+      </w:r>
+    </w:p>
+    <w:p>
+      <w:r>
+        <w:t xml:space="preserve">Are you new at this?</w:t>
+      </w:r>
+    </w:p>
+    <w:p>
+      <w:r>
+        <w:t xml:space="preserve">We all have bad days.</w:t>
+      </w:r>
+    </w:p>
+    <w:p>
+      <w:r>
+        <w:t xml:space="preserve">It's in the cup!</w:t>
       </w:r>
     </w:p>
     <w:p>
